--- a/courseware/CSCU/Platform/Technical-Track/03-Build-Your-Own-Dictionary-and-Pattern/Lab-Build-Your-Own-CSCU-Dictionary-and-Pattern.docx
+++ b/courseware/CSCU/Platform/Technical-Track/03-Build-Your-Own-Dictionary-and-Pattern/Lab-Build-Your-Own-CSCU-Dictionary-and-Pattern.docx
@@ -242,6 +242,36 @@
       </w:r>
       <w:r>
         <w:t xml:space="preserve">, not just import. Stewards who can read a rule can also fix one.</w:t>
+      </w:r>
+    </w:p>
+    <w:p>
+      <w:pPr>
+        <w:pBdr>
+          <w:left w:val="single" w:sz="12" w:space="8" w:color="065A82"/>
+        </w:pBdr>
+        <w:shd w:val="clear" w:color="auto" w:fill="EEF6FA"/>
+        <w:ind w:left="240" w:right="240"/>
+        <w:spacing w:before="120" w:after="160"/>
+      </w:pPr>
+      <w:r>
+        <w:rPr>
+          <w:b/>
+          <w:bCs/>
+        </w:rPr>
+        <w:t xml:space="preserve">Why this lab is the production path.</w:t>
+      </w:r>
+      <w:r>
+        <w:t xml:space="preserve"> Best practice for a governed program is to run identification on </w:t>
+      </w:r>
+      <w:r>
+        <w:rPr>
+          <w:b/>
+          <w:bCs/>
+        </w:rPr>
+        <w:t xml:space="preserve">custom methods only</w:t>
+      </w:r>
+      <w:r>
+        <w:t xml:space="preserve"> — everything you build here is versioned, evidence-based and auditable, which the built-ins can never be. This library, plus the methods the Policy Generator authors from the Registry, IS the production policy.</w:t>
       </w:r>
     </w:p>
     <w:p>
